--- a/Docs/SecurityDocs/SD15-SIMPLE MORTGAGE DEED (BY GUARANTOR).docx
+++ b/Docs/SecurityDocs/SD15-SIMPLE MORTGAGE DEED (BY GUARANTOR).docx
@@ -1,6 +1,6 @@
 
 <file path=word/document.xml><?xml version="1.0" encoding="utf-8"?>
-<w:document xmlns:wpc="http://schemas.microsoft.com/office/word/2010/wordprocessingCanvas" xmlns:cx="http://schemas.microsoft.com/office/drawing/2014/chartex" xmlns:cx1="http://schemas.microsoft.com/office/drawing/2015/9/8/chartex" xmlns:cx2="http://schemas.microsoft.com/office/drawing/2015/10/21/chartex" xmlns:cx3="http://schemas.microsoft.com/office/drawing/2016/5/9/chartex" xmlns:cx4="http://schemas.microsoft.com/office/drawing/2016/5/10/chartex" xmlns:cx5="http://schemas.microsoft.com/office/drawing/2016/5/11/chartex" xmlns:cx6="http://schemas.microsoft.com/office/drawing/2016/5/12/chartex" xmlns:cx7="http://schemas.microsoft.com/office/drawing/2016/5/13/chartex" xmlns:cx8="http://schemas.microsoft.com/office/drawing/2016/5/14/chartex" xmlns:mc="http://schemas.openxmlformats.org/markup-compatibility/2006" xmlns:aink="http://schemas.microsoft.com/office/drawing/2016/ink" xmlns:am3d="http://schemas.microsoft.com/office/drawing/2017/model3d" xmlns:o="urn:schemas-microsoft-com:office:office" xmlns:oel="http://schemas.microsoft.com/office/2019/extlst" xmlns:r="http://schemas.openxmlformats.org/officeDocument/2006/relationships" xmlns:m="http://schemas.openxmlformats.org/officeDocument/2006/math" xmlns:v="urn:schemas-microsoft-com:vml" xmlns:wp14="http://schemas.microsoft.com/office/word/2010/wordprocessingDrawing" xmlns:wp="http://schemas.openxmlformats.org/drawingml/2006/wordprocessingDrawing" xmlns:w10="urn:schemas-microsoft-com:office:word" xmlns:w="http://schemas.openxmlformats.org/wordprocessingml/2006/main" xmlns:w14="http://schemas.microsoft.com/office/word/2010/wordml" xmlns:w15="http://schemas.microsoft.com/office/word/2012/wordml" xmlns:w16cei="http://schemas.microsoft.com/office/word/2026/wordml/cei" xmlns:w16cex="http://schemas.microsoft.com/office/word/2018/wordml/cex" xmlns:w16cid="http://schemas.microsoft.com/office/word/2016/wordml/cid" xmlns:w16="http://schemas.microsoft.com/office/word/2018/wordml" xmlns:w16du="http://schemas.microsoft.com/office/word/2023/wordml/word16du" xmlns:w16sdtdh="http://schemas.microsoft.com/office/word/2020/wordml/sdtdatahash" xmlns:w16sdtfl="http://schemas.microsoft.com/office/word/2024/wordml/sdtformatlock" xmlns:w16se="http://schemas.microsoft.com/office/word/2015/wordml/symex" xmlns:wpg="http://schemas.microsoft.com/office/word/2010/wordprocessingGroup" xmlns:wpi="http://schemas.microsoft.com/office/word/2010/wordprocessingInk" xmlns:wne="http://schemas.microsoft.com/office/word/2006/wordml" xmlns:wps="http://schemas.microsoft.com/office/word/2010/wordprocessingShape" mc:Ignorable="w14 w15 w16se w16cid w16 w16cex w16sdtdh w16sdtfl w16du wp14">
+<w:document xmlns:wpc="http://schemas.microsoft.com/office/word/2010/wordprocessingCanvas" xmlns:cx="http://schemas.microsoft.com/office/drawing/2014/chartex" xmlns:cx1="http://schemas.microsoft.com/office/drawing/2015/9/8/chartex" xmlns:cx2="http://schemas.microsoft.com/office/drawing/2015/10/21/chartex" xmlns:cx3="http://schemas.microsoft.com/office/drawing/2016/5/9/chartex" xmlns:cx4="http://schemas.microsoft.com/office/drawing/2016/5/10/chartex" xmlns:cx5="http://schemas.microsoft.com/office/drawing/2016/5/11/chartex" xmlns:cx6="http://schemas.microsoft.com/office/drawing/2016/5/12/chartex" xmlns:cx7="http://schemas.microsoft.com/office/drawing/2016/5/13/chartex" xmlns:cx8="http://schemas.microsoft.com/office/drawing/2016/5/14/chartex" xmlns:mc="http://schemas.openxmlformats.org/markup-compatibility/2006" xmlns:aink="http://schemas.microsoft.com/office/drawing/2016/ink" xmlns:am3d="http://schemas.microsoft.com/office/drawing/2017/model3d" xmlns:o="urn:schemas-microsoft-com:office:office" xmlns:oel="http://schemas.microsoft.com/office/2019/extlst" xmlns:r="http://schemas.openxmlformats.org/officeDocument/2006/relationships" xmlns:m="http://schemas.openxmlformats.org/officeDocument/2006/math" xmlns:v="urn:schemas-microsoft-com:vml" xmlns:wp14="http://schemas.microsoft.com/office/word/2010/wordprocessingDrawing" xmlns:wp="http://schemas.openxmlformats.org/drawingml/2006/wordprocessingDrawing" xmlns:w10="urn:schemas-microsoft-com:office:word" xmlns:w="http://schemas.openxmlformats.org/wordprocessingml/2006/main" xmlns:w14="http://schemas.microsoft.com/office/word/2010/wordml" xmlns:w15="http://schemas.microsoft.com/office/word/2012/wordml" xmlns:w16cex="http://schemas.microsoft.com/office/word/2018/wordml/cex" xmlns:w16cid="http://schemas.microsoft.com/office/word/2016/wordml/cid" xmlns:w16="http://schemas.microsoft.com/office/word/2018/wordml" xmlns:w16du="http://schemas.microsoft.com/office/word/2023/wordml/word16du" xmlns:w16sdtdh="http://schemas.microsoft.com/office/word/2020/wordml/sdtdatahash" xmlns:w16sdtfl="http://schemas.microsoft.com/office/word/2024/wordml/sdtformatlock" xmlns:w16se="http://schemas.microsoft.com/office/word/2015/wordml/symex" xmlns:wpg="http://schemas.microsoft.com/office/word/2010/wordprocessingGroup" xmlns:wpi="http://schemas.microsoft.com/office/word/2010/wordprocessingInk" xmlns:wne="http://schemas.microsoft.com/office/word/2006/wordml" xmlns:wps="http://schemas.microsoft.com/office/word/2010/wordprocessingShape" mc:Ignorable="w14 w15 w16se w16cid w16 w16cex w16sdtdh w16sdtfl w16du wp14">
   <w:body>
     <w:p>
       <w:pPr>
@@ -24,7 +24,47 @@
         <w:jc w:val="both"/>
       </w:pPr>
       <w:r>
-        <w:t xml:space="preserve">THIS DEED OF MORTGAGE made on the {{DAY}} day of {{MONTH}} 20{{YEAR_YY}} (Two thousand and {{YEAR_YY}}) </w:t>
+        <w:t xml:space="preserve">THIS DEED OF MORTGAGE made on the </w:t>
+      </w:r>
+      <w:r>
+        <w:rPr>
+          <w:b/>
+          <w:bCs/>
+        </w:rPr>
+        <w:t>{{DAY}}</w:t>
+      </w:r>
+      <w:r>
+        <w:t xml:space="preserve"> day of </w:t>
+      </w:r>
+      <w:r>
+        <w:rPr>
+          <w:b/>
+          <w:bCs/>
+        </w:rPr>
+        <w:t>{{MONTH}}</w:t>
+      </w:r>
+      <w:r>
+        <w:t xml:space="preserve"> </w:t>
+      </w:r>
+      <w:r>
+        <w:rPr>
+          <w:b/>
+          <w:bCs/>
+        </w:rPr>
+        <w:t>20{{YEAR_YY}}</w:t>
+      </w:r>
+      <w:r>
+        <w:t xml:space="preserve"> (Two thousand and </w:t>
+      </w:r>
+      <w:r>
+        <w:rPr>
+          <w:b/>
+          <w:bCs/>
+        </w:rPr>
+        <w:t>{{YEAR_YY}}</w:t>
+      </w:r>
+      <w:r>
+        <w:t xml:space="preserve">) </w:t>
       </w:r>
     </w:p>
     <w:p>
@@ -40,7 +80,34 @@
         <w:jc w:val="both"/>
       </w:pPr>
       <w:r>
-        <w:t xml:space="preserve">{{GUARANTOR_1_NAME}} Indian inhabitant, aged about {{AGE}} years residing at {{GUARANTOR_1_ADDRESS}} (hereinafter called "the Mortgagor" more fully described in Schedule I hereunder, which expression shall include his heirs, executors, administrators and successors and the term includes within itself singular &amp; plural and masculine and feminine gender) of the ONE PART </w:t>
+        <w:rPr>
+          <w:b/>
+          <w:bCs/>
+        </w:rPr>
+        <w:t>{{GUARANTOR_1_NAME}}</w:t>
+      </w:r>
+      <w:r>
+        <w:t xml:space="preserve"> Indian inhabitant, aged about </w:t>
+      </w:r>
+      <w:r>
+        <w:rPr>
+          <w:b/>
+          <w:bCs/>
+        </w:rPr>
+        <w:t>{{AGE}}</w:t>
+      </w:r>
+      <w:r>
+        <w:t xml:space="preserve"> years residing at </w:t>
+      </w:r>
+      <w:r>
+        <w:rPr>
+          <w:b/>
+          <w:bCs/>
+        </w:rPr>
+        <w:t>{{GUARANTOR_1_ADDRESS}}</w:t>
+      </w:r>
+      <w:r>
+        <w:t xml:space="preserve"> (hereinafter called "the Mortgagor" more fully described in Schedule I hereunder, which expression shall include his heirs, executors, administrators and successors and the term includes within itself singular &amp; plural and masculine and feminine gender) of the ONE PART </w:t>
       </w:r>
     </w:p>
     <w:p>
@@ -56,7 +123,25 @@
         <w:jc w:val="both"/>
       </w:pPr>
       <w:r>
-        <w:t xml:space="preserve">UNION BANK OF INDIA, a body Corporate constituted under the Banking Companies(Acquisition &amp; Transfer of Undertakings) Act, 1970 having its Head Office at 239, Vidhan Bhavan Marg, Nariman Point, Mumbai 400021 in the state of Maharashtra and a Branch office, among other places, at {{BRANCH_NAME}} (hereinafter called "the Mortgagee" which expression shall include its successors and assigns) of the OTHER PART. </w:t>
+        <w:t xml:space="preserve">UNION BANK OF INDIA, a body Corporate constituted under the Banking </w:t>
+      </w:r>
+      <w:proofErr w:type="gramStart"/>
+      <w:r>
+        <w:t>Companies(</w:t>
+      </w:r>
+      <w:proofErr w:type="gramEnd"/>
+      <w:r>
+        <w:t xml:space="preserve">Acquisition &amp; Transfer of Undertakings) Act, 1970 having its Head Office at 239, Vidhan Bhavan Marg, Nariman Point, Mumbai 400021 in the state of Maharashtra and a Branch office, among other places, at </w:t>
+      </w:r>
+      <w:r>
+        <w:rPr>
+          <w:b/>
+          <w:bCs/>
+        </w:rPr>
+        <w:t>{{BRANCH_NAME}}</w:t>
+      </w:r>
+      <w:r>
+        <w:t xml:space="preserve"> (hereinafter called "the Mortgagee" which expression shall include its successors and assigns) of the OTHER PART. </w:t>
       </w:r>
     </w:p>
     <w:p>
@@ -66,9 +151,40 @@
           <w:numId w:val="6"/>
         </w:numPr>
         <w:jc w:val="both"/>
-      </w:pPr>
-      <w:r>
-        <w:t xml:space="preserve">WHEREAS {{BORROWER_NAME}} (hereinafter called "the Borrower" which expression shall include his heirs, executors, administrators and assigns) being in need of funds has applied to the Mortgagees for the grant of loan/ credit facilities to the extent of Rs {{LOAN_AMOUNT_FIGURE}} for the purpose of {{LOAN_PURPOSE}} </w:t>
+        <w:rPr>
+          <w:b/>
+          <w:bCs/>
+        </w:rPr>
+      </w:pPr>
+      <w:r>
+        <w:t xml:space="preserve">WHEREAS </w:t>
+      </w:r>
+      <w:r>
+        <w:rPr>
+          <w:b/>
+          <w:bCs/>
+        </w:rPr>
+        <w:t>{{BORROWER_NAME}}</w:t>
+      </w:r>
+      <w:r>
+        <w:t xml:space="preserve"> (hereinafter called "the Borrower" which expression shall include his heirs, executors, administrators and assigns) being in need of funds has applied to the Mortgagees for the grant of loan/ credit facilities to the extent of Rs </w:t>
+      </w:r>
+      <w:r>
+        <w:rPr>
+          <w:b/>
+          <w:bCs/>
+        </w:rPr>
+        <w:t>{{LOAN_AMOUNT_FIGURE}}</w:t>
+      </w:r>
+      <w:r>
+        <w:t xml:space="preserve"> for the purpose of </w:t>
+      </w:r>
+      <w:r>
+        <w:rPr>
+          <w:b/>
+          <w:bCs/>
+        </w:rPr>
+        <w:t xml:space="preserve">{{LOAN_PURPOSE}} </w:t>
       </w:r>
     </w:p>
     <w:p>
@@ -88,7 +204,17 @@
       </w:r>
       <w:proofErr w:type="spellEnd"/>
       <w:r>
-        <w:t xml:space="preserve"> Rs. {{LOAN_AMOUNT_FIGURE}} from time to time to the Borrower and for the purposes applied for and on such terms and conditions as the Mortgagee may stipulate from time to time and one such condition being that the Borrower will secure the advances so agreed to be granted by way of mortgaging (his own) and/or third party's property in favour of the Mortgagee guaranteeing the repayment of the dues by the Borrower. </w:t>
+        <w:t xml:space="preserve"> Rs. </w:t>
+      </w:r>
+      <w:r>
+        <w:rPr>
+          <w:b/>
+          <w:bCs/>
+        </w:rPr>
+        <w:t>{{LOAN_AMOUNT_FIGURE}}</w:t>
+      </w:r>
+      <w:r>
+        <w:t xml:space="preserve"> from time to time to the Borrower and for the purposes applied for and on such terms and conditions as the Mortgagee may stipulate from time to time and one such condition being that the Borrower will secure the advances so agreed to be granted by way of mortgaging (his own) and/or third party's property in favour of the Mortgagee guaranteeing the repayment of the dues by the Borrower. </w:t>
       </w:r>
     </w:p>
     <w:p>
@@ -100,7 +226,17 @@
         <w:jc w:val="both"/>
       </w:pPr>
       <w:r>
-        <w:t xml:space="preserve">AND WHEREAS in consideration of the Mortgagee agreeing to grant the credit facilities to the Borrower, the Mortgagor has agreed to mortgage his property situated at {{PROPERTY_ADDRESS}} and more particularly described in the Schedule II hereto for securing the advances granted/to be granted to the Borrower in favour of the Mortgagee. </w:t>
+        <w:t xml:space="preserve">AND WHEREAS in consideration of the Mortgagee agreeing to grant the credit facilities to the Borrower, the Mortgagor has agreed to mortgage his property situated at </w:t>
+      </w:r>
+      <w:r>
+        <w:rPr>
+          <w:b/>
+          <w:bCs/>
+        </w:rPr>
+        <w:t xml:space="preserve">{{PROPERTY_ADDRESS}} </w:t>
+      </w:r>
+      <w:r>
+        <w:t xml:space="preserve">and more particularly described in the Schedule II hereto for securing the advances granted/to be granted to the Borrower in favour of the Mortgagee. </w:t>
       </w:r>
     </w:p>
     <w:p>
@@ -129,7 +265,37 @@
       </w:r>
       <w:proofErr w:type="spellEnd"/>
       <w:r>
-        <w:t xml:space="preserve"> a sum of Rs. {{LOAN_AMOUNT_FIGURE}} as aforesaid Mortgagor, the beneficial owner, hereby grants and transfers by way of simple mortgage to the Mortgagee, all the pieces of land bearing Survey No. {{LAND_DETAILS_SCHEDULE_3}} together with all buildings and structures thereon situated at {{PROPERTY_ADDRESS}} and more particularly described in the Schedule II hereto (hereinafter called as the "said premises") belonging to him with the intent that the said premises shall remain and be charged by way of simple mortgage as security for the payment to the Mortgagee of the aforesaid amount, together with interest and costs, charges &amp; expenses in accordance with the covenants herein contained. </w:t>
+        <w:t xml:space="preserve"> a sum of Rs. </w:t>
+      </w:r>
+      <w:r>
+        <w:rPr>
+          <w:b/>
+          <w:bCs/>
+        </w:rPr>
+        <w:t>{{LOAN_AMOUNT_FIGURE}}</w:t>
+      </w:r>
+      <w:r>
+        <w:t xml:space="preserve"> as aforesaid Mortgagor, the beneficial owner, hereby grants and transfers by way of simple mortgage to the Mortgagee, all the pieces of land bearing Survey No. </w:t>
+      </w:r>
+      <w:r>
+        <w:rPr>
+          <w:b/>
+          <w:bCs/>
+        </w:rPr>
+        <w:t>{{LAND_DETAILS_SCHEDULE_3}}</w:t>
+      </w:r>
+      <w:r>
+        <w:t xml:space="preserve"> together with all buildings and structures thereon situated at </w:t>
+      </w:r>
+      <w:r>
+        <w:rPr>
+          <w:b/>
+          <w:bCs/>
+        </w:rPr>
+        <w:t>{{PROPERTY_ADDRESS}}</w:t>
+      </w:r>
+      <w:r>
+        <w:t xml:space="preserve"> and more particularly described in the Schedule II hereto (hereinafter called as the "said premises") belonging to him with the intent that the said premises shall remain and be charged by way of simple mortgage as security for the payment to the Mortgagee of the aforesaid amount, together with interest and costs, charges &amp; expenses in accordance with the covenants herein contained. </w:t>
       </w:r>
     </w:p>
     <w:p>
@@ -147,7 +313,17 @@
         <w:jc w:val="both"/>
       </w:pPr>
       <w:r>
-        <w:t xml:space="preserve">That this mortgage shall be a continuing security for the principal sum of money not exceeding Rs {{LOAN_AMOUNT_FIGURE}} at any one time and interest thereon that may become payable by the Borrower to the Mortgagee, upon any account/accounts opened or to be opened or credit facilities granted to in the name of the Borrower from time to time for granting credit or other financial facilities to the Borrower and the account/s is/are not to be considered to be closed for the purpose of this security and the security shall not be considered to be exhausted or released or discharged merely by reason of the said account/s being brought to credit at any time or from time to time. </w:t>
+        <w:t xml:space="preserve">That this mortgage shall be a continuing security for the principal sum of money not exceeding Rs </w:t>
+      </w:r>
+      <w:r>
+        <w:rPr>
+          <w:b/>
+          <w:bCs/>
+        </w:rPr>
+        <w:t>{{LOAN_AMOUNT_FIGURE}}</w:t>
+      </w:r>
+      <w:r>
+        <w:t xml:space="preserve"> at any one time and interest thereon that may become payable by the Borrower to the Mortgagee, upon any account/accounts opened or to be opened or credit facilities granted to in the name of the Borrower from time to time for granting credit or other financial facilities to the Borrower and the account/s is/are not to be considered to be closed for the purpose of this security and the security shall not be considered to be exhausted or released or discharged merely by reason of the said account/s being brought to credit at any time or from time to time. </w:t>
       </w:r>
     </w:p>
     <w:p>
@@ -626,17 +802,47 @@
             <w:hideMark/>
           </w:tcPr>
           <w:p>
+            <w:pPr>
+              <w:rPr>
+                <w:b/>
+                <w:bCs/>
+              </w:rPr>
+            </w:pPr>
             <w:r>
+              <w:rPr>
+                <w:b/>
+                <w:bCs/>
+              </w:rPr>
               <w:t>{{GUARANTOR_1_NAME}}</w:t>
             </w:r>
           </w:p>
           <w:p>
+            <w:pPr>
+              <w:rPr>
+                <w:b/>
+                <w:bCs/>
+              </w:rPr>
+            </w:pPr>
             <w:r>
+              <w:rPr>
+                <w:b/>
+                <w:bCs/>
+              </w:rPr>
               <w:br/>
             </w:r>
           </w:p>
           <w:p>
+            <w:pPr>
+              <w:rPr>
+                <w:b/>
+                <w:bCs/>
+              </w:rPr>
+            </w:pPr>
             <w:r>
+              <w:rPr>
+                <w:b/>
+                <w:bCs/>
+              </w:rPr>
               <w:t>{{GUARANTOR_1_PAN}}</w:t>
             </w:r>
           </w:p>
@@ -660,17 +866,47 @@
             <w:hideMark/>
           </w:tcPr>
           <w:p>
+            <w:pPr>
+              <w:rPr>
+                <w:b/>
+                <w:bCs/>
+              </w:rPr>
+            </w:pPr>
             <w:r>
+              <w:rPr>
+                <w:b/>
+                <w:bCs/>
+              </w:rPr>
               <w:t>{{GUARANTOR_1_MOBILE}}</w:t>
             </w:r>
           </w:p>
           <w:p>
+            <w:pPr>
+              <w:rPr>
+                <w:b/>
+                <w:bCs/>
+              </w:rPr>
+            </w:pPr>
             <w:r>
+              <w:rPr>
+                <w:b/>
+                <w:bCs/>
+              </w:rPr>
               <w:br/>
             </w:r>
           </w:p>
           <w:p>
+            <w:pPr>
+              <w:rPr>
+                <w:b/>
+                <w:bCs/>
+              </w:rPr>
+            </w:pPr>
             <w:r>
+              <w:rPr>
+                <w:b/>
+                <w:bCs/>
+              </w:rPr>
               <w:t>{{GUARANTOR_1_EMAIL}}</w:t>
             </w:r>
           </w:p>
@@ -694,7 +930,17 @@
             <w:hideMark/>
           </w:tcPr>
           <w:p>
+            <w:pPr>
+              <w:rPr>
+                <w:b/>
+                <w:bCs/>
+              </w:rPr>
+            </w:pPr>
             <w:r>
+              <w:rPr>
+                <w:b/>
+                <w:bCs/>
+              </w:rPr>
               <w:t>{{GUARANTOR_1_PRESENT_ADDRESS}}</w:t>
             </w:r>
           </w:p>
@@ -718,7 +964,17 @@
             <w:hideMark/>
           </w:tcPr>
           <w:p>
+            <w:pPr>
+              <w:rPr>
+                <w:b/>
+                <w:bCs/>
+              </w:rPr>
+            </w:pPr>
             <w:r>
+              <w:rPr>
+                <w:b/>
+                <w:bCs/>
+              </w:rPr>
               <w:t>{{GUARANTOR_1_PERMANENT_ADDRESS}}</w:t>
             </w:r>
           </w:p>
@@ -791,17 +1047,47 @@
             <w:hideMark/>
           </w:tcPr>
           <w:p>
+            <w:pPr>
+              <w:rPr>
+                <w:b/>
+                <w:bCs/>
+              </w:rPr>
+            </w:pPr>
             <w:r>
+              <w:rPr>
+                <w:b/>
+                <w:bCs/>
+              </w:rPr>
               <w:t>{{GUARANTOR_2_NAME}}</w:t>
             </w:r>
           </w:p>
           <w:p>
+            <w:pPr>
+              <w:rPr>
+                <w:b/>
+                <w:bCs/>
+              </w:rPr>
+            </w:pPr>
             <w:r>
+              <w:rPr>
+                <w:b/>
+                <w:bCs/>
+              </w:rPr>
               <w:br/>
             </w:r>
           </w:p>
           <w:p>
+            <w:pPr>
+              <w:rPr>
+                <w:b/>
+                <w:bCs/>
+              </w:rPr>
+            </w:pPr>
             <w:r>
+              <w:rPr>
+                <w:b/>
+                <w:bCs/>
+              </w:rPr>
               <w:t>{{GUARANTOR_2_PAN}}</w:t>
             </w:r>
           </w:p>
@@ -825,17 +1111,47 @@
             <w:hideMark/>
           </w:tcPr>
           <w:p>
+            <w:pPr>
+              <w:rPr>
+                <w:b/>
+                <w:bCs/>
+              </w:rPr>
+            </w:pPr>
             <w:r>
+              <w:rPr>
+                <w:b/>
+                <w:bCs/>
+              </w:rPr>
               <w:t>{{GUARANTOR_2_MOBILE}}</w:t>
             </w:r>
           </w:p>
           <w:p>
+            <w:pPr>
+              <w:rPr>
+                <w:b/>
+                <w:bCs/>
+              </w:rPr>
+            </w:pPr>
             <w:r>
+              <w:rPr>
+                <w:b/>
+                <w:bCs/>
+              </w:rPr>
               <w:br/>
             </w:r>
           </w:p>
           <w:p>
+            <w:pPr>
+              <w:rPr>
+                <w:b/>
+                <w:bCs/>
+              </w:rPr>
+            </w:pPr>
             <w:r>
+              <w:rPr>
+                <w:b/>
+                <w:bCs/>
+              </w:rPr>
               <w:t>{{GUARANTOR_2_EMAIL}}</w:t>
             </w:r>
           </w:p>
@@ -859,7 +1175,17 @@
             <w:hideMark/>
           </w:tcPr>
           <w:p>
+            <w:pPr>
+              <w:rPr>
+                <w:b/>
+                <w:bCs/>
+              </w:rPr>
+            </w:pPr>
             <w:r>
+              <w:rPr>
+                <w:b/>
+                <w:bCs/>
+              </w:rPr>
               <w:t>{{GUARANTOR_2_PRESENT_ADDRESS}}</w:t>
             </w:r>
           </w:p>
@@ -883,7 +1209,17 @@
             <w:hideMark/>
           </w:tcPr>
           <w:p>
+            <w:pPr>
+              <w:rPr>
+                <w:b/>
+                <w:bCs/>
+              </w:rPr>
+            </w:pPr>
             <w:r>
+              <w:rPr>
+                <w:b/>
+                <w:bCs/>
+              </w:rPr>
               <w:t>{{GUARANTOR_2_PERMANENT_ADDRESS}}</w:t>
             </w:r>
           </w:p>
@@ -956,17 +1292,47 @@
             <w:hideMark/>
           </w:tcPr>
           <w:p>
+            <w:pPr>
+              <w:rPr>
+                <w:b/>
+                <w:bCs/>
+              </w:rPr>
+            </w:pPr>
             <w:r>
+              <w:rPr>
+                <w:b/>
+                <w:bCs/>
+              </w:rPr>
               <w:t>{{GUARANTOR_3_NAME}}</w:t>
             </w:r>
           </w:p>
           <w:p>
+            <w:pPr>
+              <w:rPr>
+                <w:b/>
+                <w:bCs/>
+              </w:rPr>
+            </w:pPr>
             <w:r>
+              <w:rPr>
+                <w:b/>
+                <w:bCs/>
+              </w:rPr>
               <w:br/>
             </w:r>
           </w:p>
           <w:p>
+            <w:pPr>
+              <w:rPr>
+                <w:b/>
+                <w:bCs/>
+              </w:rPr>
+            </w:pPr>
             <w:r>
+              <w:rPr>
+                <w:b/>
+                <w:bCs/>
+              </w:rPr>
               <w:t>{{GUARANTOR_3_PAN}}</w:t>
             </w:r>
           </w:p>
@@ -990,17 +1356,47 @@
             <w:hideMark/>
           </w:tcPr>
           <w:p>
+            <w:pPr>
+              <w:rPr>
+                <w:b/>
+                <w:bCs/>
+              </w:rPr>
+            </w:pPr>
             <w:r>
+              <w:rPr>
+                <w:b/>
+                <w:bCs/>
+              </w:rPr>
               <w:t>{{GUARANTOR_3_MOBILE}}</w:t>
             </w:r>
           </w:p>
           <w:p>
+            <w:pPr>
+              <w:rPr>
+                <w:b/>
+                <w:bCs/>
+              </w:rPr>
+            </w:pPr>
             <w:r>
+              <w:rPr>
+                <w:b/>
+                <w:bCs/>
+              </w:rPr>
               <w:br/>
             </w:r>
           </w:p>
           <w:p>
+            <w:pPr>
+              <w:rPr>
+                <w:b/>
+                <w:bCs/>
+              </w:rPr>
+            </w:pPr>
             <w:r>
+              <w:rPr>
+                <w:b/>
+                <w:bCs/>
+              </w:rPr>
               <w:t>{{GUARANTOR_3_EMAIL}}</w:t>
             </w:r>
           </w:p>
@@ -1024,7 +1420,17 @@
             <w:hideMark/>
           </w:tcPr>
           <w:p>
+            <w:pPr>
+              <w:rPr>
+                <w:b/>
+                <w:bCs/>
+              </w:rPr>
+            </w:pPr>
             <w:r>
+              <w:rPr>
+                <w:b/>
+                <w:bCs/>
+              </w:rPr>
               <w:t>{{GUARANTOR_3_PRESENT_ADDRESS}}</w:t>
             </w:r>
           </w:p>
@@ -1048,7 +1454,17 @@
             <w:hideMark/>
           </w:tcPr>
           <w:p>
+            <w:pPr>
+              <w:rPr>
+                <w:b/>
+                <w:bCs/>
+              </w:rPr>
+            </w:pPr>
             <w:r>
+              <w:rPr>
+                <w:b/>
+                <w:bCs/>
+              </w:rPr>
               <w:t>{{GUARANTOR_3_PERMANENT_ADDRESS}}</w:t>
             </w:r>
           </w:p>
@@ -1132,7 +1548,17 @@
       </w:r>
     </w:p>
     <w:p>
-      <w:r>
+      <w:pPr>
+        <w:rPr>
+          <w:b/>
+          <w:bCs/>
+        </w:rPr>
+      </w:pPr>
+      <w:r>
+        <w:rPr>
+          <w:b/>
+          <w:bCs/>
+        </w:rPr>
         <w:t xml:space="preserve">{{PROPERTY_DESCRIPTION_SCHEDULE_2}} </w:t>
       </w:r>
     </w:p>
@@ -1203,7 +1629,7 @@
 </file>
 
 <file path=word/endnotes.xml><?xml version="1.0" encoding="utf-8"?>
-<w:endnotes xmlns:wpc="http://schemas.microsoft.com/office/word/2010/wordprocessingCanvas" xmlns:cx="http://schemas.microsoft.com/office/drawing/2014/chartex" xmlns:cx1="http://schemas.microsoft.com/office/drawing/2015/9/8/chartex" xmlns:cx2="http://schemas.microsoft.com/office/drawing/2015/10/21/chartex" xmlns:cx3="http://schemas.microsoft.com/office/drawing/2016/5/9/chartex" xmlns:cx4="http://schemas.microsoft.com/office/drawing/2016/5/10/chartex" xmlns:cx5="http://schemas.microsoft.com/office/drawing/2016/5/11/chartex" xmlns:cx6="http://schemas.microsoft.com/office/drawing/2016/5/12/chartex" xmlns:cx7="http://schemas.microsoft.com/office/drawing/2016/5/13/chartex" xmlns:cx8="http://schemas.microsoft.com/office/drawing/2016/5/14/chartex" xmlns:mc="http://schemas.openxmlformats.org/markup-compatibility/2006" xmlns:aink="http://schemas.microsoft.com/office/drawing/2016/ink" xmlns:am3d="http://schemas.microsoft.com/office/drawing/2017/model3d" xmlns:o="urn:schemas-microsoft-com:office:office" xmlns:oel="http://schemas.microsoft.com/office/2019/extlst" xmlns:r="http://schemas.openxmlformats.org/officeDocument/2006/relationships" xmlns:m="http://schemas.openxmlformats.org/officeDocument/2006/math" xmlns:v="urn:schemas-microsoft-com:vml" xmlns:wp14="http://schemas.microsoft.com/office/word/2010/wordprocessingDrawing" xmlns:wp="http://schemas.openxmlformats.org/drawingml/2006/wordprocessingDrawing" xmlns:w10="urn:schemas-microsoft-com:office:word" xmlns:w="http://schemas.openxmlformats.org/wordprocessingml/2006/main" xmlns:w14="http://schemas.microsoft.com/office/word/2010/wordml" xmlns:w15="http://schemas.microsoft.com/office/word/2012/wordml" xmlns:w16cei="http://schemas.microsoft.com/office/word/2026/wordml/cei" xmlns:w16cex="http://schemas.microsoft.com/office/word/2018/wordml/cex" xmlns:w16cid="http://schemas.microsoft.com/office/word/2016/wordml/cid" xmlns:w16="http://schemas.microsoft.com/office/word/2018/wordml" xmlns:w16du="http://schemas.microsoft.com/office/word/2023/wordml/word16du" xmlns:w16sdtdh="http://schemas.microsoft.com/office/word/2020/wordml/sdtdatahash" xmlns:w16sdtfl="http://schemas.microsoft.com/office/word/2024/wordml/sdtformatlock" xmlns:w16se="http://schemas.microsoft.com/office/word/2015/wordml/symex" xmlns:wpg="http://schemas.microsoft.com/office/word/2010/wordprocessingGroup" xmlns:wpi="http://schemas.microsoft.com/office/word/2010/wordprocessingInk" xmlns:wne="http://schemas.microsoft.com/office/word/2006/wordml" xmlns:wps="http://schemas.microsoft.com/office/word/2010/wordprocessingShape" mc:Ignorable="w14 w15 w16se w16cid w16 w16cex w16sdtdh w16sdtfl w16du wp14">
+<w:endnotes xmlns:wpc="http://schemas.microsoft.com/office/word/2010/wordprocessingCanvas" xmlns:cx="http://schemas.microsoft.com/office/drawing/2014/chartex" xmlns:cx1="http://schemas.microsoft.com/office/drawing/2015/9/8/chartex" xmlns:cx2="http://schemas.microsoft.com/office/drawing/2015/10/21/chartex" xmlns:cx3="http://schemas.microsoft.com/office/drawing/2016/5/9/chartex" xmlns:cx4="http://schemas.microsoft.com/office/drawing/2016/5/10/chartex" xmlns:cx5="http://schemas.microsoft.com/office/drawing/2016/5/11/chartex" xmlns:cx6="http://schemas.microsoft.com/office/drawing/2016/5/12/chartex" xmlns:cx7="http://schemas.microsoft.com/office/drawing/2016/5/13/chartex" xmlns:cx8="http://schemas.microsoft.com/office/drawing/2016/5/14/chartex" xmlns:mc="http://schemas.openxmlformats.org/markup-compatibility/2006" xmlns:aink="http://schemas.microsoft.com/office/drawing/2016/ink" xmlns:am3d="http://schemas.microsoft.com/office/drawing/2017/model3d" xmlns:o="urn:schemas-microsoft-com:office:office" xmlns:oel="http://schemas.microsoft.com/office/2019/extlst" xmlns:r="http://schemas.openxmlformats.org/officeDocument/2006/relationships" xmlns:m="http://schemas.openxmlformats.org/officeDocument/2006/math" xmlns:v="urn:schemas-microsoft-com:vml" xmlns:wp14="http://schemas.microsoft.com/office/word/2010/wordprocessingDrawing" xmlns:wp="http://schemas.openxmlformats.org/drawingml/2006/wordprocessingDrawing" xmlns:w10="urn:schemas-microsoft-com:office:word" xmlns:w="http://schemas.openxmlformats.org/wordprocessingml/2006/main" xmlns:w14="http://schemas.microsoft.com/office/word/2010/wordml" xmlns:w15="http://schemas.microsoft.com/office/word/2012/wordml" xmlns:w16cex="http://schemas.microsoft.com/office/word/2018/wordml/cex" xmlns:w16cid="http://schemas.microsoft.com/office/word/2016/wordml/cid" xmlns:w16="http://schemas.microsoft.com/office/word/2018/wordml" xmlns:w16du="http://schemas.microsoft.com/office/word/2023/wordml/word16du" xmlns:w16sdtdh="http://schemas.microsoft.com/office/word/2020/wordml/sdtdatahash" xmlns:w16sdtfl="http://schemas.microsoft.com/office/word/2024/wordml/sdtformatlock" xmlns:w16se="http://schemas.microsoft.com/office/word/2015/wordml/symex" xmlns:wpg="http://schemas.microsoft.com/office/word/2010/wordprocessingGroup" xmlns:wpi="http://schemas.microsoft.com/office/word/2010/wordprocessingInk" xmlns:wne="http://schemas.microsoft.com/office/word/2006/wordml" xmlns:wps="http://schemas.microsoft.com/office/word/2010/wordprocessingShape" mc:Ignorable="w14 w15 w16se w16cid w16 w16cex w16sdtdh w16sdtfl w16du wp14">
   <w:endnote w:type="separator" w:id="-1">
     <w:p>
       <w:pPr>
@@ -1228,7 +1654,7 @@
 </file>
 
 <file path=word/footer1.xml><?xml version="1.0" encoding="utf-8"?>
-<w:ftr xmlns:wpc="http://schemas.microsoft.com/office/word/2010/wordprocessingCanvas" xmlns:cx="http://schemas.microsoft.com/office/drawing/2014/chartex" xmlns:cx1="http://schemas.microsoft.com/office/drawing/2015/9/8/chartex" xmlns:cx2="http://schemas.microsoft.com/office/drawing/2015/10/21/chartex" xmlns:cx3="http://schemas.microsoft.com/office/drawing/2016/5/9/chartex" xmlns:cx4="http://schemas.microsoft.com/office/drawing/2016/5/10/chartex" xmlns:cx5="http://schemas.microsoft.com/office/drawing/2016/5/11/chartex" xmlns:cx6="http://schemas.microsoft.com/office/drawing/2016/5/12/chartex" xmlns:cx7="http://schemas.microsoft.com/office/drawing/2016/5/13/chartex" xmlns:cx8="http://schemas.microsoft.com/office/drawing/2016/5/14/chartex" xmlns:mc="http://schemas.openxmlformats.org/markup-compatibility/2006" xmlns:aink="http://schemas.microsoft.com/office/drawing/2016/ink" xmlns:am3d="http://schemas.microsoft.com/office/drawing/2017/model3d" xmlns:o="urn:schemas-microsoft-com:office:office" xmlns:oel="http://schemas.microsoft.com/office/2019/extlst" xmlns:r="http://schemas.openxmlformats.org/officeDocument/2006/relationships" xmlns:m="http://schemas.openxmlformats.org/officeDocument/2006/math" xmlns:v="urn:schemas-microsoft-com:vml" xmlns:wp14="http://schemas.microsoft.com/office/word/2010/wordprocessingDrawing" xmlns:wp="http://schemas.openxmlformats.org/drawingml/2006/wordprocessingDrawing" xmlns:w10="urn:schemas-microsoft-com:office:word" xmlns:w="http://schemas.openxmlformats.org/wordprocessingml/2006/main" xmlns:w14="http://schemas.microsoft.com/office/word/2010/wordml" xmlns:w15="http://schemas.microsoft.com/office/word/2012/wordml" xmlns:w16cei="http://schemas.microsoft.com/office/word/2026/wordml/cei" xmlns:w16cex="http://schemas.microsoft.com/office/word/2018/wordml/cex" xmlns:w16cid="http://schemas.microsoft.com/office/word/2016/wordml/cid" xmlns:w16="http://schemas.microsoft.com/office/word/2018/wordml" xmlns:w16du="http://schemas.microsoft.com/office/word/2023/wordml/word16du" xmlns:w16sdtdh="http://schemas.microsoft.com/office/word/2020/wordml/sdtdatahash" xmlns:w16sdtfl="http://schemas.microsoft.com/office/word/2024/wordml/sdtformatlock" xmlns:w16se="http://schemas.microsoft.com/office/word/2015/wordml/symex" xmlns:wpg="http://schemas.microsoft.com/office/word/2010/wordprocessingGroup" xmlns:wpi="http://schemas.microsoft.com/office/word/2010/wordprocessingInk" xmlns:wne="http://schemas.microsoft.com/office/word/2006/wordml" xmlns:wps="http://schemas.microsoft.com/office/word/2010/wordprocessingShape" mc:Ignorable="w14 w15 w16se w16cid w16 w16cex w16sdtdh w16sdtfl w16du wp14">
+<w:ftr xmlns:wpc="http://schemas.microsoft.com/office/word/2010/wordprocessingCanvas" xmlns:cx="http://schemas.microsoft.com/office/drawing/2014/chartex" xmlns:cx1="http://schemas.microsoft.com/office/drawing/2015/9/8/chartex" xmlns:cx2="http://schemas.microsoft.com/office/drawing/2015/10/21/chartex" xmlns:cx3="http://schemas.microsoft.com/office/drawing/2016/5/9/chartex" xmlns:cx4="http://schemas.microsoft.com/office/drawing/2016/5/10/chartex" xmlns:cx5="http://schemas.microsoft.com/office/drawing/2016/5/11/chartex" xmlns:cx6="http://schemas.microsoft.com/office/drawing/2016/5/12/chartex" xmlns:cx7="http://schemas.microsoft.com/office/drawing/2016/5/13/chartex" xmlns:cx8="http://schemas.microsoft.com/office/drawing/2016/5/14/chartex" xmlns:mc="http://schemas.openxmlformats.org/markup-compatibility/2006" xmlns:aink="http://schemas.microsoft.com/office/drawing/2016/ink" xmlns:am3d="http://schemas.microsoft.com/office/drawing/2017/model3d" xmlns:o="urn:schemas-microsoft-com:office:office" xmlns:oel="http://schemas.microsoft.com/office/2019/extlst" xmlns:r="http://schemas.openxmlformats.org/officeDocument/2006/relationships" xmlns:m="http://schemas.openxmlformats.org/officeDocument/2006/math" xmlns:v="urn:schemas-microsoft-com:vml" xmlns:wp14="http://schemas.microsoft.com/office/word/2010/wordprocessingDrawing" xmlns:wp="http://schemas.openxmlformats.org/drawingml/2006/wordprocessingDrawing" xmlns:w10="urn:schemas-microsoft-com:office:word" xmlns:w="http://schemas.openxmlformats.org/wordprocessingml/2006/main" xmlns:w14="http://schemas.microsoft.com/office/word/2010/wordml" xmlns:w15="http://schemas.microsoft.com/office/word/2012/wordml" xmlns:w16cex="http://schemas.microsoft.com/office/word/2018/wordml/cex" xmlns:w16cid="http://schemas.microsoft.com/office/word/2016/wordml/cid" xmlns:w16="http://schemas.microsoft.com/office/word/2018/wordml" xmlns:w16du="http://schemas.microsoft.com/office/word/2023/wordml/word16du" xmlns:w16sdtdh="http://schemas.microsoft.com/office/word/2020/wordml/sdtdatahash" xmlns:w16sdtfl="http://schemas.microsoft.com/office/word/2024/wordml/sdtformatlock" xmlns:w16se="http://schemas.microsoft.com/office/word/2015/wordml/symex" xmlns:wpg="http://schemas.microsoft.com/office/word/2010/wordprocessingGroup" xmlns:wpi="http://schemas.microsoft.com/office/word/2010/wordprocessingInk" xmlns:wne="http://schemas.microsoft.com/office/word/2006/wordml" xmlns:wps="http://schemas.microsoft.com/office/word/2010/wordprocessingShape" mc:Ignorable="w14 w15 w16se w16cid w16 w16cex w16sdtdh w16sdtfl w16du wp14">
   <w:sdt>
     <w:sdtPr>
       <w:id w:val="2016412"/>
@@ -1295,7 +1721,7 @@
 </file>
 
 <file path=word/footnotes.xml><?xml version="1.0" encoding="utf-8"?>
-<w:footnotes xmlns:wpc="http://schemas.microsoft.com/office/word/2010/wordprocessingCanvas" xmlns:cx="http://schemas.microsoft.com/office/drawing/2014/chartex" xmlns:cx1="http://schemas.microsoft.com/office/drawing/2015/9/8/chartex" xmlns:cx2="http://schemas.microsoft.com/office/drawing/2015/10/21/chartex" xmlns:cx3="http://schemas.microsoft.com/office/drawing/2016/5/9/chartex" xmlns:cx4="http://schemas.microsoft.com/office/drawing/2016/5/10/chartex" xmlns:cx5="http://schemas.microsoft.com/office/drawing/2016/5/11/chartex" xmlns:cx6="http://schemas.microsoft.com/office/drawing/2016/5/12/chartex" xmlns:cx7="http://schemas.microsoft.com/office/drawing/2016/5/13/chartex" xmlns:cx8="http://schemas.microsoft.com/office/drawing/2016/5/14/chartex" xmlns:mc="http://schemas.openxmlformats.org/markup-compatibility/2006" xmlns:aink="http://schemas.microsoft.com/office/drawing/2016/ink" xmlns:am3d="http://schemas.microsoft.com/office/drawing/2017/model3d" xmlns:o="urn:schemas-microsoft-com:office:office" xmlns:oel="http://schemas.microsoft.com/office/2019/extlst" xmlns:r="http://schemas.openxmlformats.org/officeDocument/2006/relationships" xmlns:m="http://schemas.openxmlformats.org/officeDocument/2006/math" xmlns:v="urn:schemas-microsoft-com:vml" xmlns:wp14="http://schemas.microsoft.com/office/word/2010/wordprocessingDrawing" xmlns:wp="http://schemas.openxmlformats.org/drawingml/2006/wordprocessingDrawing" xmlns:w10="urn:schemas-microsoft-com:office:word" xmlns:w="http://schemas.openxmlformats.org/wordprocessingml/2006/main" xmlns:w14="http://schemas.microsoft.com/office/word/2010/wordml" xmlns:w15="http://schemas.microsoft.com/office/word/2012/wordml" xmlns:w16cei="http://schemas.microsoft.com/office/word/2026/wordml/cei" xmlns:w16cex="http://schemas.microsoft.com/office/word/2018/wordml/cex" xmlns:w16cid="http://schemas.microsoft.com/office/word/2016/wordml/cid" xmlns:w16="http://schemas.microsoft.com/office/word/2018/wordml" xmlns:w16du="http://schemas.microsoft.com/office/word/2023/wordml/word16du" xmlns:w16sdtdh="http://schemas.microsoft.com/office/word/2020/wordml/sdtdatahash" xmlns:w16sdtfl="http://schemas.microsoft.com/office/word/2024/wordml/sdtformatlock" xmlns:w16se="http://schemas.microsoft.com/office/word/2015/wordml/symex" xmlns:wpg="http://schemas.microsoft.com/office/word/2010/wordprocessingGroup" xmlns:wpi="http://schemas.microsoft.com/office/word/2010/wordprocessingInk" xmlns:wne="http://schemas.microsoft.com/office/word/2006/wordml" xmlns:wps="http://schemas.microsoft.com/office/word/2010/wordprocessingShape" mc:Ignorable="w14 w15 w16se w16cid w16 w16cex w16sdtdh w16sdtfl w16du wp14">
+<w:footnotes xmlns:wpc="http://schemas.microsoft.com/office/word/2010/wordprocessingCanvas" xmlns:cx="http://schemas.microsoft.com/office/drawing/2014/chartex" xmlns:cx1="http://schemas.microsoft.com/office/drawing/2015/9/8/chartex" xmlns:cx2="http://schemas.microsoft.com/office/drawing/2015/10/21/chartex" xmlns:cx3="http://schemas.microsoft.com/office/drawing/2016/5/9/chartex" xmlns:cx4="http://schemas.microsoft.com/office/drawing/2016/5/10/chartex" xmlns:cx5="http://schemas.microsoft.com/office/drawing/2016/5/11/chartex" xmlns:cx6="http://schemas.microsoft.com/office/drawing/2016/5/12/chartex" xmlns:cx7="http://schemas.microsoft.com/office/drawing/2016/5/13/chartex" xmlns:cx8="http://schemas.microsoft.com/office/drawing/2016/5/14/chartex" xmlns:mc="http://schemas.openxmlformats.org/markup-compatibility/2006" xmlns:aink="http://schemas.microsoft.com/office/drawing/2016/ink" xmlns:am3d="http://schemas.microsoft.com/office/drawing/2017/model3d" xmlns:o="urn:schemas-microsoft-com:office:office" xmlns:oel="http://schemas.microsoft.com/office/2019/extlst" xmlns:r="http://schemas.openxmlformats.org/officeDocument/2006/relationships" xmlns:m="http://schemas.openxmlformats.org/officeDocument/2006/math" xmlns:v="urn:schemas-microsoft-com:vml" xmlns:wp14="http://schemas.microsoft.com/office/word/2010/wordprocessingDrawing" xmlns:wp="http://schemas.openxmlformats.org/drawingml/2006/wordprocessingDrawing" xmlns:w10="urn:schemas-microsoft-com:office:word" xmlns:w="http://schemas.openxmlformats.org/wordprocessingml/2006/main" xmlns:w14="http://schemas.microsoft.com/office/word/2010/wordml" xmlns:w15="http://schemas.microsoft.com/office/word/2012/wordml" xmlns:w16cex="http://schemas.microsoft.com/office/word/2018/wordml/cex" xmlns:w16cid="http://schemas.microsoft.com/office/word/2016/wordml/cid" xmlns:w16="http://schemas.microsoft.com/office/word/2018/wordml" xmlns:w16du="http://schemas.microsoft.com/office/word/2023/wordml/word16du" xmlns:w16sdtdh="http://schemas.microsoft.com/office/word/2020/wordml/sdtdatahash" xmlns:w16sdtfl="http://schemas.microsoft.com/office/word/2024/wordml/sdtformatlock" xmlns:w16se="http://schemas.microsoft.com/office/word/2015/wordml/symex" xmlns:wpg="http://schemas.microsoft.com/office/word/2010/wordprocessingGroup" xmlns:wpi="http://schemas.microsoft.com/office/word/2010/wordprocessingInk" xmlns:wne="http://schemas.microsoft.com/office/word/2006/wordml" xmlns:wps="http://schemas.microsoft.com/office/word/2010/wordprocessingShape" mc:Ignorable="w14 w15 w16se w16cid w16 w16cex w16sdtdh w16sdtfl w16du wp14">
   <w:footnote w:type="separator" w:id="-1">
     <w:p>
       <w:pPr>
@@ -1320,7 +1746,7 @@
 </file>
 
 <file path=word/numbering.xml><?xml version="1.0" encoding="utf-8"?>
-<w:numbering xmlns:wpc="http://schemas.microsoft.com/office/word/2010/wordprocessingCanvas" xmlns:cx="http://schemas.microsoft.com/office/drawing/2014/chartex" xmlns:cx1="http://schemas.microsoft.com/office/drawing/2015/9/8/chartex" xmlns:cx2="http://schemas.microsoft.com/office/drawing/2015/10/21/chartex" xmlns:cx3="http://schemas.microsoft.com/office/drawing/2016/5/9/chartex" xmlns:cx4="http://schemas.microsoft.com/office/drawing/2016/5/10/chartex" xmlns:cx5="http://schemas.microsoft.com/office/drawing/2016/5/11/chartex" xmlns:cx6="http://schemas.microsoft.com/office/drawing/2016/5/12/chartex" xmlns:cx7="http://schemas.microsoft.com/office/drawing/2016/5/13/chartex" xmlns:cx8="http://schemas.microsoft.com/office/drawing/2016/5/14/chartex" xmlns:mc="http://schemas.openxmlformats.org/markup-compatibility/2006" xmlns:aink="http://schemas.microsoft.com/office/drawing/2016/ink" xmlns:am3d="http://schemas.microsoft.com/office/drawing/2017/model3d" xmlns:o="urn:schemas-microsoft-com:office:office" xmlns:oel="http://schemas.microsoft.com/office/2019/extlst" xmlns:r="http://schemas.openxmlformats.org/officeDocument/2006/relationships" xmlns:m="http://schemas.openxmlformats.org/officeDocument/2006/math" xmlns:v="urn:schemas-microsoft-com:vml" xmlns:wp14="http://schemas.microsoft.com/office/word/2010/wordprocessingDrawing" xmlns:wp="http://schemas.openxmlformats.org/drawingml/2006/wordprocessingDrawing" xmlns:w10="urn:schemas-microsoft-com:office:word" xmlns:w="http://schemas.openxmlformats.org/wordprocessingml/2006/main" xmlns:w14="http://schemas.microsoft.com/office/word/2010/wordml" xmlns:w15="http://schemas.microsoft.com/office/word/2012/wordml" xmlns:w16cei="http://schemas.microsoft.com/office/word/2026/wordml/cei" xmlns:w16cex="http://schemas.microsoft.com/office/word/2018/wordml/cex" xmlns:w16cid="http://schemas.microsoft.com/office/word/2016/wordml/cid" xmlns:w16="http://schemas.microsoft.com/office/word/2018/wordml" xmlns:w16du="http://schemas.microsoft.com/office/word/2023/wordml/word16du" xmlns:w16sdtdh="http://schemas.microsoft.com/office/word/2020/wordml/sdtdatahash" xmlns:w16sdtfl="http://schemas.microsoft.com/office/word/2024/wordml/sdtformatlock" xmlns:w16se="http://schemas.microsoft.com/office/word/2015/wordml/symex" xmlns:wpg="http://schemas.microsoft.com/office/word/2010/wordprocessingGroup" xmlns:wpi="http://schemas.microsoft.com/office/word/2010/wordprocessingInk" xmlns:wne="http://schemas.microsoft.com/office/word/2006/wordml" xmlns:wps="http://schemas.microsoft.com/office/word/2010/wordprocessingShape" mc:Ignorable="w14 w15 w16se w16cid w16 w16cex w16sdtdh w16sdtfl w16du wp14">
+<w:numbering xmlns:wpc="http://schemas.microsoft.com/office/word/2010/wordprocessingCanvas" xmlns:cx="http://schemas.microsoft.com/office/drawing/2014/chartex" xmlns:cx1="http://schemas.microsoft.com/office/drawing/2015/9/8/chartex" xmlns:cx2="http://schemas.microsoft.com/office/drawing/2015/10/21/chartex" xmlns:cx3="http://schemas.microsoft.com/office/drawing/2016/5/9/chartex" xmlns:cx4="http://schemas.microsoft.com/office/drawing/2016/5/10/chartex" xmlns:cx5="http://schemas.microsoft.com/office/drawing/2016/5/11/chartex" xmlns:cx6="http://schemas.microsoft.com/office/drawing/2016/5/12/chartex" xmlns:cx7="http://schemas.microsoft.com/office/drawing/2016/5/13/chartex" xmlns:cx8="http://schemas.microsoft.com/office/drawing/2016/5/14/chartex" xmlns:mc="http://schemas.openxmlformats.org/markup-compatibility/2006" xmlns:aink="http://schemas.microsoft.com/office/drawing/2016/ink" xmlns:am3d="http://schemas.microsoft.com/office/drawing/2017/model3d" xmlns:o="urn:schemas-microsoft-com:office:office" xmlns:oel="http://schemas.microsoft.com/office/2019/extlst" xmlns:r="http://schemas.openxmlformats.org/officeDocument/2006/relationships" xmlns:m="http://schemas.openxmlformats.org/officeDocument/2006/math" xmlns:v="urn:schemas-microsoft-com:vml" xmlns:wp14="http://schemas.microsoft.com/office/word/2010/wordprocessingDrawing" xmlns:wp="http://schemas.openxmlformats.org/drawingml/2006/wordprocessingDrawing" xmlns:w10="urn:schemas-microsoft-com:office:word" xmlns:w="http://schemas.openxmlformats.org/wordprocessingml/2006/main" xmlns:w14="http://schemas.microsoft.com/office/word/2010/wordml" xmlns:w15="http://schemas.microsoft.com/office/word/2012/wordml" xmlns:w16cex="http://schemas.microsoft.com/office/word/2018/wordml/cex" xmlns:w16cid="http://schemas.microsoft.com/office/word/2016/wordml/cid" xmlns:w16="http://schemas.microsoft.com/office/word/2018/wordml" xmlns:w16du="http://schemas.microsoft.com/office/word/2023/wordml/word16du" xmlns:w16sdtdh="http://schemas.microsoft.com/office/word/2020/wordml/sdtdatahash" xmlns:w16sdtfl="http://schemas.microsoft.com/office/word/2024/wordml/sdtformatlock" xmlns:w16se="http://schemas.microsoft.com/office/word/2015/wordml/symex" xmlns:wpg="http://schemas.microsoft.com/office/word/2010/wordprocessingGroup" xmlns:wpi="http://schemas.microsoft.com/office/word/2010/wordprocessingInk" xmlns:wne="http://schemas.microsoft.com/office/word/2006/wordml" xmlns:wps="http://schemas.microsoft.com/office/word/2010/wordprocessingShape" mc:Ignorable="w14 w15 w16se w16cid w16 w16cex w16sdtdh w16sdtfl w16du wp14">
   <w:abstractNum w:abstractNumId="0" w15:restartNumberingAfterBreak="0">
     <w:nsid w:val="05C50D8D"/>
     <w:multiLevelType w:val="multilevel"/>
